--- a/templates/pleadings/fragments/toc.docx
+++ b/templates/pleadings/fragments/toc.docx
@@ -6,24 +6,22 @@
       <w:pPr>
         <w:spacing w:line="240" w:lineRule="auto"/>
         <w:rPr>
-          <w:rFonts w:ascii="Times New Roman" w:hAnsi="Times New Roman"/>
-          <w:b/>
-          <w:bCs/>
-          <w:sz w:val="28"/>
-          <w:szCs w:val="28"/>
+          <w:rFonts w:asciiTheme="minorHAnsi" w:eastAsiaTheme="minorEastAsia" w:hAnsiTheme="minorHAnsi" w:cstheme="minorBidi"/>
+          <w:noProof/>
+          <w:kern w:val="2"/>
+          <w:szCs w:val="24"/>
+          <w14:ligatures w14:val="standardContextual"/>
         </w:rPr>
       </w:pPr>
       <w:r>
+        <w:rPr>
+          <w:rFonts w:asciiTheme="minorHAnsi" w:eastAsiaTheme="minorEastAsia" w:hAnsiTheme="minorHAnsi" w:cstheme="minorBidi"/>
+          <w:caps/>
+          <w:kern w:val="2"/>
+          <w:szCs w:val="24"/>
+          <w14:ligatures w14:val="standardContextual"/>
+        </w:rPr>
         <w:br w:type="page"/>
-      </w:r>
-    </w:p>
-    <w:p>
-      <w:pPr>
-        <w:pStyle w:val="HeadingNoTOC"/>
-      </w:pPr>
-      <w:r>
-        <w:lastRenderedPageBreak/>
-        <w:t>TABLE OF CONTENTS</w:t>
       </w:r>
     </w:p>
     <w:p>
@@ -39,84 +37,6 @@
         </w:rPr>
       </w:pPr>
       <w:r>
-        <w:fldChar w:fldCharType="begin"/>
-      </w:r>
-      <w:r>
-        <w:instrText xml:space="preserve"> TOC \o "1-7" \h \z \u </w:instrText>
-      </w:r>
-      <w:r>
-        <w:fldChar w:fldCharType="separate"/>
-      </w:r>
-      <w:hyperlink w:anchor="_Toc217371974" w:history="1">
-        <w:r>
-          <w:rPr>
-            <w:rStyle w:val="Hyperlink"/>
-          </w:rPr>
-          <w:t>I.</w:t>
-        </w:r>
-        <w:r>
-          <w:rPr>
-            <w:rFonts w:asciiTheme="minorHAnsi" w:eastAsiaTheme="minorEastAsia" w:hAnsiTheme="minorHAnsi" w:cstheme="minorBidi"/>
-            <w:caps w:val="0"/>
-            <w:kern w:val="2"/>
-            <w:sz w:val="24"/>
-            <w:szCs w:val="24"/>
-            <w14:ligatures w14:val="standardContextual"/>
-          </w:rPr>
-          <w:tab/>
-        </w:r>
-        <w:r>
-          <w:rPr>
-            <w:rStyle w:val="Hyperlink"/>
-          </w:rPr>
-          <w:t>Introduction</w:t>
-        </w:r>
-        <w:r>
-          <w:rPr>
-            <w:webHidden/>
-          </w:rPr>
-          <w:tab/>
-        </w:r>
-        <w:r>
-          <w:rPr>
-            <w:webHidden/>
-          </w:rPr>
-          <w:fldChar w:fldCharType="begin"/>
-        </w:r>
-        <w:r>
-          <w:rPr>
-            <w:webHidden/>
-          </w:rPr>
-          <w:instrText xml:space="preserve"> PAGEREF _Toc217371974 \h </w:instrText>
-        </w:r>
-        <w:r>
-          <w:rPr>
-            <w:webHidden/>
-          </w:rPr>
-        </w:r>
-        <w:r>
-          <w:rPr>
-            <w:webHidden/>
-          </w:rPr>
-          <w:fldChar w:fldCharType="separate"/>
-        </w:r>
-        <w:r>
-          <w:rPr>
-            <w:webHidden/>
-          </w:rPr>
-          <w:t>3</w:t>
-        </w:r>
-        <w:r>
-          <w:rPr>
-            <w:webHidden/>
-          </w:rPr>
-          <w:fldChar w:fldCharType="end"/>
-        </w:r>
-      </w:hyperlink>
-    </w:p>
-    <w:p>
-      <w:pPr>
-        <w:pStyle w:val="TOC1"/>
         <w:rPr>
           <w:rFonts w:asciiTheme="minorHAnsi" w:eastAsiaTheme="minorEastAsia" w:hAnsiTheme="minorHAnsi" w:cstheme="minorBidi"/>
           <w:caps w:val="0"/>
@@ -125,77 +45,10 @@
           <w:szCs w:val="24"/>
           <w14:ligatures w14:val="standardContextual"/>
         </w:rPr>
-      </w:pPr>
-      <w:hyperlink w:anchor="_Toc217371975" w:history="1">
-        <w:r>
-          <w:rPr>
-            <w:rStyle w:val="Hyperlink"/>
-          </w:rPr>
-          <w:t>II.</w:t>
-        </w:r>
-        <w:r>
-          <w:rPr>
-            <w:rFonts w:asciiTheme="minorHAnsi" w:eastAsiaTheme="minorEastAsia" w:hAnsiTheme="minorHAnsi" w:cstheme="minorBidi"/>
-            <w:caps w:val="0"/>
-            <w:kern w:val="2"/>
-            <w:sz w:val="24"/>
-            <w:szCs w:val="24"/>
-            <w14:ligatures w14:val="standardContextual"/>
-          </w:rPr>
-          <w:tab/>
-        </w:r>
-        <w:r>
-          <w:rPr>
-            <w:rStyle w:val="Hyperlink"/>
-          </w:rPr>
-          <w:t>Legal Standard</w:t>
-        </w:r>
-        <w:r>
-          <w:rPr>
-            <w:webHidden/>
-          </w:rPr>
-          <w:tab/>
-        </w:r>
-        <w:r>
-          <w:rPr>
-            <w:webHidden/>
-          </w:rPr>
-          <w:fldChar w:fldCharType="begin"/>
-        </w:r>
-        <w:r>
-          <w:rPr>
-            <w:webHidden/>
-          </w:rPr>
-          <w:instrText xml:space="preserve"> PAGEREF _Toc217371975 \h </w:instrText>
-        </w:r>
-        <w:r>
-          <w:rPr>
-            <w:webHidden/>
-          </w:rPr>
-        </w:r>
-        <w:r>
-          <w:rPr>
-            <w:webHidden/>
-          </w:rPr>
-          <w:fldChar w:fldCharType="separate"/>
-        </w:r>
-        <w:r>
-          <w:rPr>
-            <w:webHidden/>
-          </w:rPr>
-          <w:t>3</w:t>
-        </w:r>
-        <w:r>
-          <w:rPr>
-            <w:webHidden/>
-          </w:rPr>
-          <w:fldChar w:fldCharType="end"/>
-        </w:r>
-      </w:hyperlink>
-    </w:p>
-    <w:p>
-      <w:pPr>
-        <w:pStyle w:val="TOC1"/>
+        <w:lastRenderedPageBreak/>
+        <w:fldChar w:fldCharType="begin"/>
+      </w:r>
+      <w:r>
         <w:rPr>
           <w:rFonts w:asciiTheme="minorHAnsi" w:eastAsiaTheme="minorEastAsia" w:hAnsiTheme="minorHAnsi" w:cstheme="minorBidi"/>
           <w:caps w:val="0"/>
@@ -204,77 +57,9 @@
           <w:szCs w:val="24"/>
           <w14:ligatures w14:val="standardContextual"/>
         </w:rPr>
-      </w:pPr>
-      <w:hyperlink w:anchor="_Toc217371976" w:history="1">
-        <w:r>
-          <w:rPr>
-            <w:rStyle w:val="Hyperlink"/>
-          </w:rPr>
-          <w:t>III.</w:t>
-        </w:r>
-        <w:r>
-          <w:rPr>
-            <w:rFonts w:asciiTheme="minorHAnsi" w:eastAsiaTheme="minorEastAsia" w:hAnsiTheme="minorHAnsi" w:cstheme="minorBidi"/>
-            <w:caps w:val="0"/>
-            <w:kern w:val="2"/>
-            <w:sz w:val="24"/>
-            <w:szCs w:val="24"/>
-            <w14:ligatures w14:val="standardContextual"/>
-          </w:rPr>
-          <w:tab/>
-        </w:r>
-        <w:r>
-          <w:rPr>
-            <w:rStyle w:val="Hyperlink"/>
-          </w:rPr>
-          <w:t>Argument</w:t>
-        </w:r>
-        <w:r>
-          <w:rPr>
-            <w:webHidden/>
-          </w:rPr>
-          <w:tab/>
-        </w:r>
-        <w:r>
-          <w:rPr>
-            <w:webHidden/>
-          </w:rPr>
-          <w:fldChar w:fldCharType="begin"/>
-        </w:r>
-        <w:r>
-          <w:rPr>
-            <w:webHidden/>
-          </w:rPr>
-          <w:instrText xml:space="preserve"> PAGEREF _Toc217371976 \h </w:instrText>
-        </w:r>
-        <w:r>
-          <w:rPr>
-            <w:webHidden/>
-          </w:rPr>
-        </w:r>
-        <w:r>
-          <w:rPr>
-            <w:webHidden/>
-          </w:rPr>
-          <w:fldChar w:fldCharType="separate"/>
-        </w:r>
-        <w:r>
-          <w:rPr>
-            <w:webHidden/>
-          </w:rPr>
-          <w:t>3</w:t>
-        </w:r>
-        <w:r>
-          <w:rPr>
-            <w:webHidden/>
-          </w:rPr>
-          <w:fldChar w:fldCharType="end"/>
-        </w:r>
-      </w:hyperlink>
-    </w:p>
-    <w:p>
-      <w:pPr>
-        <w:pStyle w:val="TOC1"/>
+        <w:instrText xml:space="preserve"> TOC \o "1-3" \h \z \u </w:instrText>
+      </w:r>
+      <w:r>
         <w:rPr>
           <w:rFonts w:asciiTheme="minorHAnsi" w:eastAsiaTheme="minorEastAsia" w:hAnsiTheme="minorHAnsi" w:cstheme="minorBidi"/>
           <w:caps w:val="0"/>
@@ -283,73 +68,40 @@
           <w:szCs w:val="24"/>
           <w14:ligatures w14:val="standardContextual"/>
         </w:rPr>
-      </w:pPr>
-      <w:hyperlink w:anchor="_Toc217371977" w:history="1">
-        <w:r>
-          <w:rPr>
-            <w:rStyle w:val="Hyperlink"/>
-          </w:rPr>
-          <w:t>IV.</w:t>
-        </w:r>
-        <w:r>
-          <w:rPr>
-            <w:rFonts w:asciiTheme="minorHAnsi" w:eastAsiaTheme="minorEastAsia" w:hAnsiTheme="minorHAnsi" w:cstheme="minorBidi"/>
-            <w:caps w:val="0"/>
-            <w:kern w:val="2"/>
-            <w:sz w:val="24"/>
-            <w:szCs w:val="24"/>
-            <w14:ligatures w14:val="standardContextual"/>
-          </w:rPr>
-          <w:tab/>
-        </w:r>
-        <w:r>
-          <w:rPr>
-            <w:rStyle w:val="Hyperlink"/>
-          </w:rPr>
-          <w:t>Conclusion</w:t>
-        </w:r>
-        <w:r>
-          <w:rPr>
-            <w:webHidden/>
-          </w:rPr>
-          <w:tab/>
-        </w:r>
-        <w:r>
-          <w:rPr>
-            <w:webHidden/>
-          </w:rPr>
-          <w:fldChar w:fldCharType="begin"/>
-        </w:r>
-        <w:r>
-          <w:rPr>
-            <w:webHidden/>
-          </w:rPr>
-          <w:instrText xml:space="preserve"> PAGEREF _Toc217371977 \h </w:instrText>
-        </w:r>
-        <w:r>
-          <w:rPr>
-            <w:webHidden/>
-          </w:rPr>
-        </w:r>
-        <w:r>
-          <w:rPr>
-            <w:webHidden/>
-          </w:rPr>
-          <w:fldChar w:fldCharType="separate"/>
-        </w:r>
-        <w:r>
-          <w:rPr>
-            <w:webHidden/>
-          </w:rPr>
-          <w:t>3</w:t>
-        </w:r>
-        <w:r>
-          <w:rPr>
-            <w:webHidden/>
-          </w:rPr>
-          <w:fldChar w:fldCharType="end"/>
-        </w:r>
-      </w:hyperlink>
+        <w:fldChar w:fldCharType="separate"/>
+      </w:r>
+      <w:r>
+        <w:rPr>
+          <w:rFonts w:asciiTheme="minorHAnsi" w:eastAsiaTheme="minorEastAsia" w:hAnsiTheme="minorHAnsi" w:cstheme="minorBidi"/>
+          <w:b/>
+          <w:bCs/>
+          <w:caps w:val="0"/>
+          <w:kern w:val="2"/>
+          <w:sz w:val="24"/>
+          <w:szCs w:val="24"/>
+          <w14:ligatures w14:val="standardContextual"/>
+        </w:rPr>
+        <w:t>No table of contents entries found.</w:t>
+      </w:r>
+      <w:r>
+        <w:rPr>
+          <w:rFonts w:asciiTheme="minorHAnsi" w:eastAsiaTheme="minorEastAsia" w:hAnsiTheme="minorHAnsi" w:cstheme="minorBidi"/>
+          <w:caps w:val="0"/>
+          <w:kern w:val="2"/>
+          <w:sz w:val="24"/>
+          <w:szCs w:val="24"/>
+          <w14:ligatures w14:val="standardContextual"/>
+        </w:rPr>
+        <w:fldChar w:fldCharType="end"/>
+      </w:r>
+    </w:p>
+    <w:p>
+      <w:pPr>
+        <w:spacing w:line="240" w:lineRule="auto"/>
+        <w:rPr>
+          <w:rFonts w:eastAsiaTheme="minorEastAsia"/>
+        </w:rPr>
+      </w:pPr>
     </w:p>
     <w:sectPr>
       <w:headerReference w:type="default" r:id="rId12"/>
@@ -477,22 +229,6 @@
       <w:pPr>
         <w:spacing w:line="240" w:lineRule="auto"/>
       </w:pPr>
-    </w:p>
-  </w:footnote>
-  <w:footnote w:id="2">
-    <w:p>
-      <w:r>
-        <w:rPr>
-          <w:rStyle w:val="FootnoteReference"/>
-        </w:rPr>
-        <w:footnoteRef/>
-      </w:r>
-      <w:r>
-        <w:t xml:space="preserve"> </w:t>
-      </w:r>
-      <w:r>
-        <w:t>Pursuant to Local Rule 5-4.3.4, as the filer of this document, I attest that all other signatories listed, and on whose behalf the filing is submitted, concur in the filing’s content and have authorized the filing.</w:t>
-      </w:r>
     </w:p>
   </w:footnote>
 </w:footnotes>
@@ -1247,7 +983,7 @@
               <v:stroke joinstyle="miter"/>
               <v:path gradientshapeok="t" o:connecttype="rect"/>
             </v:shapetype>
-            <v:shape id="LineNumbers" o:spid="_x0000_s1026" type="#_x0000_t202" style="position:absolute;margin-left:-54pt;margin-top:-.15pt;width:36pt;height:675.4pt;z-index:251677696;visibility:visible;mso-wrap-style:square;mso-width-percent:0;mso-height-percent:0;mso-wrap-distance-left:9pt;mso-wrap-distance-top:0;mso-wrap-distance-right:9pt;mso-wrap-distance-bottom:0;mso-position-horizontal:absolute;mso-position-horizontal-relative:margin;mso-position-vertical:absolute;mso-position-vertical-relative:margin;mso-width-percent:0;mso-height-percent:0;mso-width-relative:page;mso-height-relative:page;v-text-anchor:top" o:gfxdata="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" o:allowincell="f" stroked="f">
+            <v:shape id="LineNumbers" o:spid="_x0000_s1026" type="#_x0000_t202" style="position:absolute;margin-left:-54pt;margin-top:-.15pt;width:36pt;height:675.4pt;z-index:251677696;visibility:visible;mso-wrap-style:square;mso-width-percent:0;mso-height-percent:0;mso-wrap-distance-left:9pt;mso-wrap-distance-top:0;mso-wrap-distance-right:9pt;mso-wrap-distance-bottom:0;mso-position-horizontal:absolute;mso-position-horizontal-relative:margin;mso-position-vertical:absolute;mso-position-vertical-relative:margin;mso-width-percent:0;mso-height-percent:0;mso-width-relative:page;mso-height-relative:page;v-text-anchor:top" o:gfxdata="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" o:allowincell="f" stroked="f">
               <v:textbox inset="0,0,0,0">
                 <w:txbxContent>
                   <w:p>
@@ -7098,16 +6834,16 @@
 </file>
 
 <file path=customXml/item2.xml><?xml version="1.0" encoding="utf-8"?>
-<b:Sources xmlns:b="http://schemas.openxmlformats.org/officeDocument/2006/bibliography" xmlns="http://schemas.openxmlformats.org/officeDocument/2006/bibliography" SelectedStyle="\APASixthEditionOfficeOnline.xsl" StyleName="APA" Version="6"/>
+<caseData xmlns="urn:custom-schema">
+  <Plaintiffs>John Doe, Jane Smith</Plaintiffs>
+  <AuthorName>Cooper Alison-Mayne</AuthorName>
+  <Email/>
+  <CaseNumber>12345-A</CaseNumber>
+  <SingPlur>Plaintiff</SingPlur>
+</caseData>
 </file>
 
 <file path=customXml/item3.xml><?xml version="1.0" encoding="utf-8"?>
-<caseData xmlns="urn:custom-schema">
-  <Plaintiffs/>
-</caseData>
-</file>
-
-<file path=customXml/item4.xml><?xml version="1.0" encoding="utf-8"?>
 <caseData xmlns="urn:custom-schema">
   <Plaintiffs>Dorothey Heimbach</Plaintiffs>
   <AuthorName>Cooper Alison-Mayne</AuthorName>
@@ -7116,14 +6852,14 @@
 </caseData>
 </file>
 
+<file path=customXml/item4.xml><?xml version="1.0" encoding="utf-8"?>
+<caseData xmlns="urn:custom-schema">
+  <Plaintiffs/>
+</caseData>
+</file>
+
 <file path=customXml/item5.xml><?xml version="1.0" encoding="utf-8"?>
-<caseData xmlns="urn:custom-schema">
-  <Plaintiffs>John Doe, Jane Smith</Plaintiffs>
-  <AuthorName>Cooper Alison-Mayne</AuthorName>
-  <Email/>
-  <CaseNumber>12345-A</CaseNumber>
-  <SingPlur>Plaintiff</SingPlur>
-</caseData>
+<b:Sources xmlns:b="http://schemas.openxmlformats.org/officeDocument/2006/bibliography" xmlns="http://schemas.openxmlformats.org/officeDocument/2006/bibliography" SelectedStyle="\APASixthEditionOfficeOnline.xsl" StyleName="APA" Version="6"/>
 </file>
 
 <file path=customXml/itemProps1.xml><?xml version="1.0" encoding="utf-8"?>
@@ -7135,14 +6871,22 @@
 </file>
 
 <file path=customXml/itemProps2.xml><?xml version="1.0" encoding="utf-8"?>
-<ds:datastoreItem xmlns:ds="http://schemas.openxmlformats.org/officeDocument/2006/customXml" ds:itemID="{C036A6A0-214D-4DFD-B68C-05C096AFD24C}">
+<ds:datastoreItem xmlns:ds="http://schemas.openxmlformats.org/officeDocument/2006/customXml" ds:itemID="{741DB435-B643-4E53-9915-012E740CA925}">
   <ds:schemaRefs>
-    <ds:schemaRef ds:uri="http://schemas.openxmlformats.org/officeDocument/2006/bibliography"/>
+    <ds:schemaRef ds:uri="urn:custom-schema"/>
   </ds:schemaRefs>
 </ds:datastoreItem>
 </file>
 
 <file path=customXml/itemProps3.xml><?xml version="1.0" encoding="utf-8"?>
+<ds:datastoreItem xmlns:ds="http://schemas.openxmlformats.org/officeDocument/2006/customXml" ds:itemID="{A9C54615-EF12-4B3A-9614-573ABB2997F0}">
+  <ds:schemaRefs>
+    <ds:schemaRef ds:uri="urn:custom-schema"/>
+  </ds:schemaRefs>
+</ds:datastoreItem>
+</file>
+
+<file path=customXml/itemProps4.xml><?xml version="1.0" encoding="utf-8"?>
 <ds:datastoreItem xmlns:ds="http://schemas.openxmlformats.org/officeDocument/2006/customXml" ds:itemID="{061753FD-292F-480D-BDB1-9F83B63E1DD8}">
   <ds:schemaRefs>
     <ds:schemaRef ds:uri="urn:custom-schema"/>
@@ -7150,18 +6894,10 @@
 </ds:datastoreItem>
 </file>
 
-<file path=customXml/itemProps4.xml><?xml version="1.0" encoding="utf-8"?>
-<ds:datastoreItem xmlns:ds="http://schemas.openxmlformats.org/officeDocument/2006/customXml" ds:itemID="{A9C54615-EF12-4B3A-9614-573ABB2997F0}">
+<file path=customXml/itemProps5.xml><?xml version="1.0" encoding="utf-8"?>
+<ds:datastoreItem xmlns:ds="http://schemas.openxmlformats.org/officeDocument/2006/customXml" ds:itemID="{C036A6A0-214D-4DFD-B68C-05C096AFD24C}">
   <ds:schemaRefs>
-    <ds:schemaRef ds:uri="urn:custom-schema"/>
-  </ds:schemaRefs>
-</ds:datastoreItem>
-</file>
-
-<file path=customXml/itemProps5.xml><?xml version="1.0" encoding="utf-8"?>
-<ds:datastoreItem xmlns:ds="http://schemas.openxmlformats.org/officeDocument/2006/customXml" ds:itemID="{741DB435-B643-4E53-9915-012E740CA925}">
-  <ds:schemaRefs>
-    <ds:schemaRef ds:uri="urn:custom-schema"/>
+    <ds:schemaRef ds:uri="http://schemas.openxmlformats.org/officeDocument/2006/bibliography"/>
   </ds:schemaRefs>
 </ds:datastoreItem>
 </file>
--- a/templates/pleadings/fragments/toc.docx
+++ b/templates/pleadings/fragments/toc.docx
@@ -7,7 +7,7 @@
         <w:spacing w:line="240" w:lineRule="auto"/>
         <w:rPr>
           <w:rFonts w:asciiTheme="minorHAnsi" w:eastAsiaTheme="minorEastAsia" w:hAnsiTheme="minorHAnsi" w:cstheme="minorBidi"/>
-          <w:noProof/>
+          <w:caps/>
           <w:kern w:val="2"/>
           <w:szCs w:val="24"/>
           <w14:ligatures w14:val="standardContextual"/>
@@ -26,6 +26,18 @@
     </w:p>
     <w:p>
       <w:pPr>
+        <w:pStyle w:val="HeadingNoTOC"/>
+      </w:pPr>
+      <w:r>
+        <w:lastRenderedPageBreak/>
+        <w:t xml:space="preserve">TABLE OF </w:t>
+      </w:r>
+      <w:r>
+        <w:t>CONTENTS</w:t>
+      </w:r>
+    </w:p>
+    <w:p>
+      <w:pPr>
         <w:pStyle w:val="TOC1"/>
         <w:rPr>
           <w:rFonts w:asciiTheme="minorHAnsi" w:eastAsiaTheme="minorEastAsia" w:hAnsiTheme="minorHAnsi" w:cstheme="minorBidi"/>
@@ -45,7 +57,6 @@
           <w:szCs w:val="24"/>
           <w14:ligatures w14:val="standardContextual"/>
         </w:rPr>
-        <w:lastRenderedPageBreak/>
         <w:fldChar w:fldCharType="begin"/>
       </w:r>
       <w:r>
@@ -94,14 +105,6 @@
         </w:rPr>
         <w:fldChar w:fldCharType="end"/>
       </w:r>
-    </w:p>
-    <w:p>
-      <w:pPr>
-        <w:spacing w:line="240" w:lineRule="auto"/>
-        <w:rPr>
-          <w:rFonts w:eastAsiaTheme="minorEastAsia"/>
-        </w:rPr>
-      </w:pPr>
     </w:p>
     <w:sectPr>
       <w:headerReference w:type="default" r:id="rId12"/>
@@ -6835,6 +6838,15 @@
 
 <file path=customXml/item2.xml><?xml version="1.0" encoding="utf-8"?>
 <caseData xmlns="urn:custom-schema">
+  <Plaintiffs>Dorothey Heimbach</Plaintiffs>
+  <AuthorName>Cooper Alison-Mayne</AuthorName>
+  <Email/>
+  <CaseNumber/>
+</caseData>
+</file>
+
+<file path=customXml/item3.xml><?xml version="1.0" encoding="utf-8"?>
+<caseData xmlns="urn:custom-schema">
   <Plaintiffs>John Doe, Jane Smith</Plaintiffs>
   <AuthorName>Cooper Alison-Mayne</AuthorName>
   <Email/>
@@ -6843,23 +6855,14 @@
 </caseData>
 </file>
 
-<file path=customXml/item3.xml><?xml version="1.0" encoding="utf-8"?>
-<caseData xmlns="urn:custom-schema">
-  <Plaintiffs>Dorothey Heimbach</Plaintiffs>
-  <AuthorName>Cooper Alison-Mayne</AuthorName>
-  <Email/>
-  <CaseNumber/>
-</caseData>
+<file path=customXml/item4.xml><?xml version="1.0" encoding="utf-8"?>
+<b:Sources xmlns:b="http://schemas.openxmlformats.org/officeDocument/2006/bibliography" xmlns="http://schemas.openxmlformats.org/officeDocument/2006/bibliography" SelectedStyle="\APASixthEditionOfficeOnline.xsl" StyleName="APA" Version="6"/>
 </file>
 
-<file path=customXml/item4.xml><?xml version="1.0" encoding="utf-8"?>
+<file path=customXml/item5.xml><?xml version="1.0" encoding="utf-8"?>
 <caseData xmlns="urn:custom-schema">
   <Plaintiffs/>
 </caseData>
-</file>
-
-<file path=customXml/item5.xml><?xml version="1.0" encoding="utf-8"?>
-<b:Sources xmlns:b="http://schemas.openxmlformats.org/officeDocument/2006/bibliography" xmlns="http://schemas.openxmlformats.org/officeDocument/2006/bibliography" SelectedStyle="\APASixthEditionOfficeOnline.xsl" StyleName="APA" Version="6"/>
 </file>
 
 <file path=customXml/itemProps1.xml><?xml version="1.0" encoding="utf-8"?>
@@ -6871,6 +6874,14 @@
 </file>
 
 <file path=customXml/itemProps2.xml><?xml version="1.0" encoding="utf-8"?>
+<ds:datastoreItem xmlns:ds="http://schemas.openxmlformats.org/officeDocument/2006/customXml" ds:itemID="{A9C54615-EF12-4B3A-9614-573ABB2997F0}">
+  <ds:schemaRefs>
+    <ds:schemaRef ds:uri="urn:custom-schema"/>
+  </ds:schemaRefs>
+</ds:datastoreItem>
+</file>
+
+<file path=customXml/itemProps3.xml><?xml version="1.0" encoding="utf-8"?>
 <ds:datastoreItem xmlns:ds="http://schemas.openxmlformats.org/officeDocument/2006/customXml" ds:itemID="{741DB435-B643-4E53-9915-012E740CA925}">
   <ds:schemaRefs>
     <ds:schemaRef ds:uri="urn:custom-schema"/>
@@ -6878,26 +6889,18 @@
 </ds:datastoreItem>
 </file>
 
-<file path=customXml/itemProps3.xml><?xml version="1.0" encoding="utf-8"?>
-<ds:datastoreItem xmlns:ds="http://schemas.openxmlformats.org/officeDocument/2006/customXml" ds:itemID="{A9C54615-EF12-4B3A-9614-573ABB2997F0}">
+<file path=customXml/itemProps4.xml><?xml version="1.0" encoding="utf-8"?>
+<ds:datastoreItem xmlns:ds="http://schemas.openxmlformats.org/officeDocument/2006/customXml" ds:itemID="{C036A6A0-214D-4DFD-B68C-05C096AFD24C}">
   <ds:schemaRefs>
-    <ds:schemaRef ds:uri="urn:custom-schema"/>
+    <ds:schemaRef ds:uri="http://schemas.openxmlformats.org/officeDocument/2006/bibliography"/>
   </ds:schemaRefs>
 </ds:datastoreItem>
 </file>
 
-<file path=customXml/itemProps4.xml><?xml version="1.0" encoding="utf-8"?>
+<file path=customXml/itemProps5.xml><?xml version="1.0" encoding="utf-8"?>
 <ds:datastoreItem xmlns:ds="http://schemas.openxmlformats.org/officeDocument/2006/customXml" ds:itemID="{061753FD-292F-480D-BDB1-9F83B63E1DD8}">
   <ds:schemaRefs>
     <ds:schemaRef ds:uri="urn:custom-schema"/>
   </ds:schemaRefs>
 </ds:datastoreItem>
-</file>
-
-<file path=customXml/itemProps5.xml><?xml version="1.0" encoding="utf-8"?>
-<ds:datastoreItem xmlns:ds="http://schemas.openxmlformats.org/officeDocument/2006/customXml" ds:itemID="{C036A6A0-214D-4DFD-B68C-05C096AFD24C}">
-  <ds:schemaRefs>
-    <ds:schemaRef ds:uri="http://schemas.openxmlformats.org/officeDocument/2006/bibliography"/>
-  </ds:schemaRefs>
-</ds:datastoreItem>
 </file>